--- a/assets/drafts/mact-claim-166.docx
+++ b/assets/drafts/mact-claim-166.docx
@@ -4,703 +4,719 @@
   <w:body>
     <w:p>
       <w:pPr>
-        <w:jc w:val="center"/>
+        <w:keepNext w:val="0"/>
+        <w:keepLines/>
       </w:pPr>
       <w:r>
         <w:rPr>
           <w:b w:val="0"/>
-          <w:i/>
-          <w:sz w:val="18"/>
-          <w:u w:val="none"/>
+          <w:sz w:val="20"/>
         </w:rPr>
-        <w:t>MODEL FORMAT FOR GENERAL REFERENCE ONLY. Not legal advice. Adapt to the facts and the court's current rules, and consult an advocate before filing. Source: masterlegalwork.com</w:t>
+        <w:t>Model format for general reference only. Not legal advice. Adapt to the facts and the court's current rules. Source: masterlegalwork.com</w:t>
       </w:r>
     </w:p>
     <w:p>
       <w:pPr>
+        <w:keepNext/>
+        <w:keepLines/>
         <w:jc w:val="center"/>
       </w:pPr>
       <w:r>
         <w:rPr>
           <w:b/>
-          <w:i w:val="0"/>
-          <w:u w:val="none"/>
         </w:rPr>
         <w:t>BEFORE THE MOTOR ACCIDENT CLAIMS TRIBUNAL, [PLACE]</w:t>
       </w:r>
     </w:p>
     <w:p>
       <w:pPr>
+        <w:keepNext/>
+        <w:keepLines/>
         <w:jc w:val="center"/>
       </w:pPr>
       <w:r>
         <w:rPr>
           <w:b w:val="0"/>
-          <w:i w:val="0"/>
-          <w:u w:val="none"/>
         </w:rPr>
         <w:t>MACT Case No. ____ of 20__</w:t>
       </w:r>
     </w:p>
     <w:p>
       <w:pPr>
-        <w:jc w:val="center"/>
+        <w:keepNext/>
+        <w:keepLines/>
       </w:pPr>
       <w:r>
         <w:rPr>
           <w:b/>
-          <w:i w:val="0"/>
-          <w:u w:val="single"/>
         </w:rPr>
         <w:t>MEMO OF PARTIES</w:t>
       </w:r>
     </w:p>
     <w:p>
       <w:pPr>
-        <w:tabs>
-          <w:tab w:pos="9071" w:val="right"/>
-        </w:tabs>
+        <w:keepNext w:val="0"/>
+        <w:keepLines/>
       </w:pPr>
       <w:r>
         <w:rPr>
           <w:b w:val="0"/>
-          <w:i w:val="0"/>
-          <w:u w:val="none"/>
         </w:rPr>
-        <w:t>[NAME OF INJURED / LEGAL REPRESENTATIVE(S) OF DECEASED, with relationship], [S/o / D/o / W/o] [NAME OF FATHER / HUSBAND], aged about [__] years, resident of [FULL ADDRESS WITH PIN CODE]</w:t>
-      </w:r>
-      <w:r>
-        <w:rPr>
-          <w:b/>
-        </w:rPr>
-        <w:tab/>
-        <w:t>… Claimant(s)</w:t>
+        <w:t>[NAME OF INJURED / LEGAL REPRESENTATIVE(S) OF DECEASED, with relationship], [S/o / D/o / W/o] [NAME OF FATHER / HUSBAND], aged about [__] years, resident of [FULL ADDRESS WITH PIN CODE]… Claimant(s)</w:t>
       </w:r>
     </w:p>
     <w:p>
       <w:pPr>
-        <w:tabs>
-          <w:tab w:pos="9071" w:val="right"/>
-        </w:tabs>
+        <w:keepNext w:val="0"/>
+        <w:keepLines/>
       </w:pPr>
       <w:r>
         <w:rPr>
           <w:b w:val="0"/>
-          <w:i w:val="0"/>
-          <w:u w:val="none"/>
         </w:rPr>
-        <w:t>[NAME OF DRIVER], [S/o / D/o / W/o] [NAME OF FATHER / HUSBAND], aged about [__] years, resident of [FULL ADDRESS WITH PIN CODE]</w:t>
-      </w:r>
-      <w:r>
-        <w:rPr>
-          <w:b/>
-        </w:rPr>
-        <w:tab/>
-        <w:t>… Respondent No. 1 (Driver)</w:t>
+        <w:t>[NAME OF DRIVER], [S/o / D/o / W/o] [NAME OF FATHER / HUSBAND], aged about [__] years, resident of [FULL ADDRESS WITH PIN CODE]… Respondent No. 1 (Driver)</w:t>
       </w:r>
     </w:p>
     <w:p>
       <w:pPr>
-        <w:tabs>
-          <w:tab w:pos="9071" w:val="right"/>
-        </w:tabs>
+        <w:keepNext w:val="0"/>
+        <w:keepLines/>
       </w:pPr>
       <w:r>
         <w:rPr>
           <w:b w:val="0"/>
-          <w:i w:val="0"/>
-          <w:u w:val="none"/>
         </w:rPr>
-        <w:t>[NAME OF REGISTERED OWNER], [S/o / D/o / W/o] [NAME OF FATHER / HUSBAND], aged about [__] years, resident of [FULL ADDRESS WITH PIN CODE]</w:t>
-      </w:r>
-      <w:r>
-        <w:rPr>
-          <w:b/>
-        </w:rPr>
-        <w:tab/>
-        <w:t>… Respondent No. 2 (Owner)</w:t>
+        <w:t>[NAME OF REGISTERED OWNER], [S/o / D/o / W/o] [NAME OF FATHER / HUSBAND], aged about [__] years, resident of [FULL ADDRESS WITH PIN CODE]… Respondent No. 2 (Owner)</w:t>
       </w:r>
     </w:p>
     <w:p>
       <w:pPr>
-        <w:tabs>
-          <w:tab w:pos="9071" w:val="right"/>
-        </w:tabs>
+        <w:keepNext w:val="0"/>
+        <w:keepLines/>
       </w:pPr>
       <w:r>
         <w:rPr>
           <w:b w:val="0"/>
-          <w:i w:val="0"/>
-          <w:u w:val="none"/>
         </w:rPr>
-        <w:t>[NAME OF INSURANCE COMPANY], through its [Branch / Divisional Manager], [ADDRESS]</w:t>
-      </w:r>
-      <w:r>
-        <w:rPr>
-          <w:b/>
-        </w:rPr>
-        <w:tab/>
-        <w:t>… Respondent No. 3 (Insurer)</w:t>
+        <w:t>[NAME OF INSURANCE COMPANY], through its [Branch / Divisional Manager], [ADDRESS]… Respondent No. 3 (Insurer)</w:t>
       </w:r>
     </w:p>
     <w:p>
       <w:pPr>
+        <w:keepNext/>
+        <w:keepLines/>
         <w:jc w:val="center"/>
       </w:pPr>
       <w:r>
         <w:rPr>
           <w:b/>
-          <w:i w:val="0"/>
-          <w:u w:val="single"/>
         </w:rPr>
         <w:t>CLAIM PETITION UNDER SECTION 166 OF THE MOTOR VEHICLES ACT, 1988 FOR COMPENSATION ON ACCOUNT OF [INJURIES SUSTAINED BY __ / DEATH OF __] IN A MOTOR VEHICLE ACCIDENT</w:t>
       </w:r>
     </w:p>
     <w:p>
       <w:pPr>
-        <w:jc w:val="both"/>
+        <w:keepNext w:val="0"/>
+        <w:keepLines/>
       </w:pPr>
       <w:r>
         <w:rPr>
           <w:b w:val="0"/>
-          <w:i w:val="0"/>
-          <w:u w:val="none"/>
         </w:rPr>
         <w:t>Respectfully showeth:</w:t>
       </w:r>
     </w:p>
     <w:p>
       <w:pPr>
-        <w:ind w:left="567" w:hanging="567"/>
-        <w:jc w:val="both"/>
+        <w:keepNext w:val="0"/>
+        <w:keepLines/>
+        <w:ind w:left="283" w:hanging="283"/>
       </w:pPr>
       <w:r>
         <w:rPr>
           <w:b w:val="0"/>
-          <w:i w:val="0"/>
-          <w:u w:val="none"/>
         </w:rPr>
-        <w:t>1.</w:t>
-        <w:tab/>
-        <w:t>Particulars of the injured / deceased: name [__]; age [__]; occupation [__]; monthly income ₹[__]; address [__].</w:t>
+        <w:t>1. Particulars of the injured / deceased: name [__]; age [__]; occupation [__]; monthly income ₹[__]; address [__].</w:t>
       </w:r>
     </w:p>
     <w:p>
       <w:pPr>
-        <w:ind w:left="567" w:hanging="567"/>
-        <w:jc w:val="both"/>
+        <w:keepNext w:val="0"/>
+        <w:keepLines/>
+        <w:ind w:left="283" w:hanging="283"/>
       </w:pPr>
       <w:r>
         <w:rPr>
           <w:b w:val="0"/>
-          <w:i w:val="0"/>
-          <w:u w:val="none"/>
         </w:rPr>
-        <w:t>2.</w:t>
-        <w:tab/>
-        <w:t>Date, time and place of the accident: [DATE], at about [TIME], at [PLACE].</w:t>
+        <w:t>2. Date, time and place of the accident: [DATE], at about [TIME], at [PLACE].</w:t>
       </w:r>
     </w:p>
     <w:p>
       <w:pPr>
-        <w:ind w:left="567" w:hanging="567"/>
-        <w:jc w:val="both"/>
+        <w:keepNext w:val="0"/>
+        <w:keepLines/>
+        <w:ind w:left="283" w:hanging="283"/>
       </w:pPr>
       <w:r>
         <w:rPr>
           <w:b w:val="0"/>
-          <w:i w:val="0"/>
-          <w:u w:val="none"/>
         </w:rPr>
-        <w:t>3.</w:t>
-        <w:tab/>
-        <w:t>FIR: [FIR No. __ dated __, under Sections __ of the Bharatiya Nyaya Sanhita, 2023 (or the corresponding IPC sections for offences before 01.07.2024), Police Station __, District __] (Annexure P-1).</w:t>
+        <w:t>3. FIR: [FIR No. __ dated __, under Sections __ of the Bharatiya Nyaya Sanhita, 2023 (or the corresponding IPC sections for offences before 01.07.2024), Police Station __, District __] (Annexure P-1).</w:t>
       </w:r>
     </w:p>
     <w:p>
       <w:pPr>
-        <w:ind w:left="567" w:hanging="567"/>
-        <w:jc w:val="both"/>
+        <w:keepNext w:val="0"/>
+        <w:keepLines/>
+        <w:ind w:left="283" w:hanging="283"/>
       </w:pPr>
       <w:r>
         <w:rPr>
           <w:b w:val="0"/>
-          <w:i w:val="0"/>
-          <w:u w:val="none"/>
         </w:rPr>
-        <w:t>4.</w:t>
-        <w:tab/>
-        <w:t>Offending vehicle: registration No. [__], driven by respondent No. 1, owned by respondent No. 2, and insured with respondent No. 3 vide policy No. [__], valid from [__] to [__].</w:t>
+        <w:t>4. Offending vehicle: registration No. [__], driven by respondent No. 1, owned by respondent No. 2, and insured with respondent No. 3 vide policy No. [__], valid from [__] to [__].</w:t>
       </w:r>
     </w:p>
     <w:p>
       <w:pPr>
-        <w:ind w:left="567" w:hanging="567"/>
-        <w:jc w:val="both"/>
+        <w:keepNext w:val="0"/>
+        <w:keepLines/>
+        <w:ind w:left="283" w:hanging="283"/>
       </w:pPr>
       <w:r>
         <w:rPr>
           <w:b w:val="0"/>
-          <w:i w:val="0"/>
-          <w:u w:val="none"/>
         </w:rPr>
-        <w:t>5.</w:t>
-        <w:tab/>
-        <w:t>Brief facts: [DESCRIBE HOW THE ACCIDENT OCCURRED, showing rash and negligent driving by respondent No. 1].</w:t>
+        <w:t>5. Brief facts: [DESCRIBE HOW THE ACCIDENT OCCURRED, showing rash and negligent driving by respondent No. 1].</w:t>
       </w:r>
     </w:p>
     <w:p>
       <w:pPr>
-        <w:ind w:left="567" w:hanging="567"/>
-        <w:jc w:val="both"/>
+        <w:keepNext w:val="0"/>
+        <w:keepLines/>
+        <w:ind w:left="283" w:hanging="283"/>
       </w:pPr>
       <w:r>
         <w:rPr>
           <w:b w:val="0"/>
-          <w:i w:val="0"/>
-          <w:u w:val="none"/>
         </w:rPr>
-        <w:t>6.</w:t>
-        <w:tab/>
-        <w:t>Injuries / cause of death: [NATURE OF INJURIES / DISABILITY / POST-MORTEM FINDINGS]; treatment at [HOSPITAL] from [__] to [__] (Annexure P-2).</w:t>
+        <w:t>6. Injuries / cause of death: [NATURE OF INJURIES / DISABILITY / POST-MORTEM FINDINGS]; treatment at [HOSPITAL] from [__] to [__] (Annexure P-2).</w:t>
       </w:r>
     </w:p>
     <w:p>
       <w:pPr>
-        <w:ind w:left="567" w:hanging="567"/>
-        <w:jc w:val="both"/>
+        <w:keepNext w:val="0"/>
+        <w:keepLines/>
+        <w:ind w:left="283" w:hanging="283"/>
       </w:pPr>
       <w:r>
         <w:rPr>
           <w:b w:val="0"/>
-          <w:i w:val="0"/>
-          <w:u w:val="none"/>
         </w:rPr>
-        <w:t>7.</w:t>
-        <w:tab/>
-        <w:t>Expenses and loss: medical ₹[__]; transport and attendant ₹[__]; loss of income ₹[__]; [for death: loss of dependency, funeral expenses, loss of estate, consortium and love and affection].</w:t>
+        <w:t>7. Expenses and loss: medical ₹[__]; transport and attendant ₹[__]; loss of income ₹[__]; [for death: loss of dependency, funeral expenses, loss of estate, consortium and love and affection].</w:t>
       </w:r>
     </w:p>
     <w:p>
       <w:pPr>
-        <w:ind w:left="567" w:hanging="567"/>
-        <w:jc w:val="both"/>
+        <w:keepNext w:val="0"/>
+        <w:keepLines/>
+        <w:ind w:left="283" w:hanging="283"/>
       </w:pPr>
       <w:r>
         <w:rPr>
           <w:b w:val="0"/>
-          <w:i w:val="0"/>
-          <w:u w:val="none"/>
         </w:rPr>
-        <w:t>8.</w:t>
-        <w:tab/>
-        <w:t>Claimants and dependency: [NAMES, AGES AND RELATIONSHIP of the claimants with the deceased / injured].</w:t>
+        <w:t>8. Claimants and dependency: [NAMES, AGES AND RELATIONSHIP of the claimants with the deceased / injured].</w:t>
       </w:r>
     </w:p>
     <w:p>
       <w:pPr>
-        <w:ind w:left="567" w:hanging="567"/>
-        <w:jc w:val="both"/>
+        <w:keepNext w:val="0"/>
+        <w:keepLines/>
+        <w:ind w:left="283" w:hanging="283"/>
       </w:pPr>
       <w:r>
         <w:rPr>
           <w:b w:val="0"/>
-          <w:i w:val="0"/>
-          <w:u w:val="none"/>
         </w:rPr>
-        <w:t>9.</w:t>
-        <w:tab/>
-        <w:t>That this Tribunal has jurisdiction under Section 166(2) of the Act, as [the accident occurred / the claimant resides or carries on business / the defendant resides] within its local limits.</w:t>
+        <w:t>9. That this Tribunal has jurisdiction under Section 166(2) of the Act, as [the accident occurred / the claimant resides or carries on business / the defendant resides] within its local limits.</w:t>
       </w:r>
     </w:p>
     <w:p>
       <w:pPr>
-        <w:ind w:left="567" w:hanging="567"/>
-        <w:jc w:val="both"/>
+        <w:keepNext w:val="0"/>
+        <w:keepLines/>
+        <w:ind w:left="283" w:hanging="283"/>
       </w:pPr>
       <w:r>
         <w:rPr>
           <w:b w:val="0"/>
-          <w:i w:val="0"/>
-          <w:u w:val="none"/>
         </w:rPr>
-        <w:t>10.</w:t>
-        <w:tab/>
-        <w:t>That the respondents are jointly and severally liable to pay compensation to the claimant(s).</w:t>
+        <w:t>10. That the respondents are jointly and severally liable to pay compensation to the claimant(s).</w:t>
       </w:r>
     </w:p>
     <w:p>
       <w:pPr>
-        <w:jc w:val="center"/>
+        <w:keepNext w:val="0"/>
+        <w:keepLines/>
+        <w:ind w:left="283" w:hanging="283"/>
+      </w:pPr>
+      <w:r>
+        <w:rPr>
+          <w:b w:val="0"/>
+        </w:rPr>
+        <w:t>11. That the collision occurred on [date, time and location] when [specific driving act] caused [impact and injury]. The negligence account is supported by [eyewitness, site plan, FIR, CCTV, mechanical inspection]; the criminal allegation is not treated as a concluded finding of civil liability.</w:t>
+      </w:r>
+    </w:p>
+    <w:p>
+      <w:pPr>
+        <w:keepNext w:val="0"/>
+        <w:keepLines/>
+        <w:ind w:left="283" w:hanging="283"/>
+      </w:pPr>
+      <w:r>
+        <w:rPr>
+          <w:b w:val="0"/>
+        </w:rPr>
+        <w:t>12. That the driver, registered owner and insurer at the accident date are [details]. Policy number, period, licence particulars and any insurer’s pleaded defence are [records and response].</w:t>
+      </w:r>
+    </w:p>
+    <w:p>
+      <w:pPr>
+        <w:keepNext w:val="0"/>
+        <w:keepLines/>
+        <w:ind w:left="283" w:hanging="283"/>
+      </w:pPr>
+      <w:r>
+        <w:rPr>
+          <w:b w:val="0"/>
+        </w:rPr>
+        <w:t>13. That the deceased’s age, occupation and proved income are [particulars and evidence]; dependants and legal representatives are separately identified. The death claim calculation sets out income after applicable tax, future prospects, personal-expense deduction, multiplier and conventional heads with the basis for each.</w:t>
+      </w:r>
+    </w:p>
+    <w:p>
+      <w:pPr>
+        <w:keepNext w:val="0"/>
+        <w:keepLines/>
+        <w:ind w:left="283" w:hanging="283"/>
+      </w:pPr>
+      <w:r>
+        <w:rPr>
+          <w:b w:val="0"/>
+        </w:rPr>
+        <w:t>14. That [for injury claims only] treatment, expenditure, income loss during treatment, permanent disability and its actual effect on earning capacity are [medical and vocational evidence]. Medical disability is not automatically treated as the same percentage of economic loss.</w:t>
+      </w:r>
+    </w:p>
+    <w:p>
+      <w:pPr>
+        <w:keepNext w:val="0"/>
+        <w:keepLines/>
+        <w:ind w:left="283" w:hanging="283"/>
+      </w:pPr>
+      <w:r>
+        <w:rPr>
+          <w:b w:val="0"/>
+        </w:rPr>
+        <w:t>15. That the legal basis for territorial jurisdiction and the applicable limitation position, having regard to accident date, amendments, commencement and binding orders, have been examined as [details]. A blanket assertion that every MACT claim has no filing deadline is not relied on.</w:t>
+      </w:r>
+    </w:p>
+    <w:p>
+      <w:pPr>
+        <w:keepNext w:val="0"/>
+        <w:keepLines/>
+        <w:ind w:left="283" w:hanging="283"/>
+      </w:pPr>
+      <w:r>
+        <w:rPr>
+          <w:b w:val="0"/>
+        </w:rPr>
+        <w:t>16. That compensation under each head is ₹[ ] as per the annexed calculation, interest is sought at [rate and justified commencement], and interim sums or other recoveries are disclosed for appropriate adjustment.</w:t>
+      </w:r>
+    </w:p>
+    <w:p>
+      <w:pPr>
+        <w:keepNext w:val="0"/>
+        <w:keepLines/>
+        <w:ind w:left="283" w:hanging="283"/>
+      </w:pPr>
+      <w:r>
+        <w:rPr>
+          <w:b w:val="0"/>
+        </w:rPr>
+        <w:t>17. That [OPTIONAL: retain only after verifying the cited rule and these facts] [for a death claim only] age [ ] and employment category [ ] are proved by [records]. Applying Pranay Sethi’s framework, future prospects of [supported percentage], deduction [ ], multiplier [ ] and conventional heads [ ] yield ₹[ ], as shown in the separate computation; subsequent applicable adjustments are identified as [ ].</w:t>
+      </w:r>
+    </w:p>
+    <w:p>
+      <w:pPr>
+        <w:keepNext/>
+        <w:keepLines/>
       </w:pPr>
       <w:r>
         <w:rPr>
           <w:b/>
-          <w:i w:val="0"/>
-          <w:u w:val="single"/>
         </w:rPr>
         <w:t>PRAYER</w:t>
       </w:r>
     </w:p>
     <w:p>
       <w:pPr>
-        <w:jc w:val="both"/>
+        <w:keepNext w:val="0"/>
+        <w:keepLines/>
       </w:pPr>
       <w:r>
         <w:rPr>
           <w:b w:val="0"/>
-          <w:i w:val="0"/>
-          <w:u w:val="none"/>
         </w:rPr>
         <w:t>It is, therefore, respectfully prayed that an award of ₹[AMOUNT] may kindly be passed in favour of the claimant(s) and against the respondents, jointly and severally, along with interest at such rate as this Hon'ble Tribunal deems fit from the date of filing of the petition till realisation, with costs.</w:t>
       </w:r>
     </w:p>
-    <w:tbl>
-      <w:tblPr>
-        <w:tblW w:type="auto" w:w="0"/>
-        <w:tblLook w:firstColumn="1" w:firstRow="1" w:lastColumn="0" w:lastRow="0" w:noHBand="0" w:noVBand="1" w:val="04A0"/>
-      </w:tblPr>
-      <w:tblGrid>
-        <w:gridCol w:w="4561"/>
-        <w:gridCol w:w="4561"/>
-      </w:tblGrid>
-      <w:tr>
-        <w:tc>
-          <w:tcPr>
-            <w:tcW w:type="dxa" w:w="4561"/>
-          </w:tcPr>
-          <w:p>
-            <w:r>
-              <w:t>Place: [PLACE]</w:t>
-              <w:br/>
-              <w:t>Date: [DATE]</w:t>
-            </w:r>
-          </w:p>
-        </w:tc>
-        <w:tc>
-          <w:tcPr>
-            <w:tcW w:type="dxa" w:w="4561"/>
-          </w:tcPr>
-          <w:p>
-            <w:pPr>
-              <w:jc w:val="right"/>
-            </w:pPr>
-            <w:r/>
-            <w:r>
-              <w:rPr>
-                <w:b/>
-              </w:rPr>
-              <w:t>CLAIMANT(S)</w:t>
-              <w:br/>
-              <w:t>Through</w:t>
-              <w:br/>
-              <w:br/>
-              <w:t>[NAME OF ADVOCATE]</w:t>
-              <w:br/>
-              <w:t>Advocate</w:t>
-              <w:br/>
-              <w:t>Enrolment No. [__]</w:t>
-            </w:r>
-          </w:p>
-        </w:tc>
-      </w:tr>
-    </w:tbl>
     <w:p>
       <w:pPr>
-        <w:jc w:val="center"/>
+        <w:keepNext/>
+        <w:keepLines/>
+      </w:pPr>
+      <w:r>
+        <w:rPr>
+          <w:b w:val="0"/>
+        </w:rPr>
+        <w:t>Place: [PLACE]    Date: [DATE]</w:t>
+        <w:br/>
+        <w:t>CLAIMANT(S)Through [NAME OF ADVOCATE]AdvocateEnrolment No. [__]</w:t>
+      </w:r>
+    </w:p>
+    <w:p>
+      <w:pPr>
+        <w:keepNext/>
+        <w:keepLines/>
       </w:pPr>
       <w:r>
         <w:rPr>
           <w:b/>
-          <w:i w:val="0"/>
-          <w:u w:val="single"/>
         </w:rPr>
         <w:t>VERIFICATION</w:t>
       </w:r>
     </w:p>
     <w:p>
       <w:pPr>
-        <w:jc w:val="both"/>
+        <w:keepNext/>
+        <w:keepLines/>
       </w:pPr>
       <w:r>
         <w:rPr>
           <w:b w:val="0"/>
-          <w:i w:val="0"/>
-          <w:u w:val="none"/>
         </w:rPr>
         <w:t>Verified at [PLACE] on [DATE] that the contents of paragraphs 1 to [__] of the above claim petition are true and correct to my knowledge, the contents of paragraphs [__] to [__] are based on information received and legal advice, which I believe to be true, and the last paragraph is the prayer to this Hon'ble Court. No part of it is false and nothing material has been concealed therefrom.</w:t>
       </w:r>
     </w:p>
     <w:p>
       <w:pPr>
-        <w:jc w:val="right"/>
+        <w:keepNext w:val="0"/>
+        <w:keepLines/>
       </w:pPr>
       <w:r>
         <w:rPr>
-          <w:b/>
-          <w:i w:val="0"/>
-          <w:u w:val="none"/>
+          <w:b w:val="0"/>
         </w:rPr>
         <w:t>CLAIMANT(S)</w:t>
       </w:r>
     </w:p>
     <w:p>
+      <w:pPr>
+        <w:keepNext w:val="0"/>
+        <w:keepLines/>
+      </w:pPr>
       <w:r>
         <w:rPr>
           <w:b w:val="0"/>
-          <w:i/>
           <w:sz w:val="20"/>
-          <w:u w:val="none"/>
         </w:rPr>
         <w:t>Note: Attach the FIR, the Detailed Accident Report (if filed by the police), medical records and bills, income proof, the driving licence, the RC and insurance particulars, and the post-mortem report (death cases).</w:t>
       </w:r>
     </w:p>
     <w:p>
-      <w:r>
-        <w:br w:type="page"/>
-      </w:r>
-    </w:p>
-    <w:p>
       <w:pPr>
+        <w:keepNext/>
+        <w:keepLines/>
+        <w:pageBreakBefore/>
         <w:jc w:val="center"/>
       </w:pPr>
       <w:r>
         <w:rPr>
           <w:b/>
-          <w:i w:val="0"/>
-          <w:u w:val="none"/>
         </w:rPr>
         <w:t>BEFORE THE MOTOR ACCIDENT CLAIMS TRIBUNAL, [PLACE]</w:t>
       </w:r>
     </w:p>
     <w:p>
       <w:pPr>
+        <w:keepNext/>
+        <w:keepLines/>
         <w:jc w:val="center"/>
       </w:pPr>
       <w:r>
         <w:rPr>
           <w:b w:val="0"/>
-          <w:i w:val="0"/>
-          <w:u w:val="none"/>
         </w:rPr>
         <w:t>MACT Case No. ____ of 20__</w:t>
       </w:r>
     </w:p>
     <w:p>
       <w:pPr>
-        <w:tabs>
-          <w:tab w:pos="9071" w:val="right"/>
-        </w:tabs>
+        <w:keepNext w:val="0"/>
+        <w:keepLines/>
       </w:pPr>
       <w:r>
         <w:rPr>
           <w:b w:val="0"/>
-          <w:i w:val="0"/>
-          <w:u w:val="none"/>
         </w:rPr>
-        <w:t>[NAME OF CLAIMANT(S)]</w:t>
-      </w:r>
-      <w:r>
-        <w:rPr>
-          <w:b/>
-        </w:rPr>
-        <w:tab/>
-        <w:t>… Claimant(s)</w:t>
+        <w:t>[NAME OF CLAIMANT(S)]… Claimant(s)</w:t>
       </w:r>
     </w:p>
     <w:p>
       <w:pPr>
+        <w:keepNext/>
+        <w:keepLines/>
         <w:jc w:val="center"/>
       </w:pPr>
       <w:r>
         <w:rPr>
-          <w:b/>
-          <w:i w:val="0"/>
-          <w:u w:val="none"/>
+          <w:b w:val="0"/>
         </w:rPr>
         <w:t>Versus</w:t>
       </w:r>
     </w:p>
     <w:p>
       <w:pPr>
-        <w:tabs>
-          <w:tab w:pos="9071" w:val="right"/>
-        </w:tabs>
+        <w:keepNext w:val="0"/>
+        <w:keepLines/>
       </w:pPr>
       <w:r>
         <w:rPr>
           <w:b w:val="0"/>
-          <w:i w:val="0"/>
-          <w:u w:val="none"/>
         </w:rPr>
-        <w:t>[NAME OF RESPONDENTS]</w:t>
-      </w:r>
-      <w:r>
-        <w:rPr>
-          <w:b/>
-        </w:rPr>
-        <w:tab/>
-        <w:t>… Respondents</w:t>
+        <w:t>[NAME OF RESPONDENTS]… Respondents</w:t>
       </w:r>
     </w:p>
     <w:p>
       <w:pPr>
+        <w:keepNext/>
+        <w:keepLines/>
         <w:jc w:val="center"/>
       </w:pPr>
       <w:r>
         <w:rPr>
           <w:b/>
-          <w:i w:val="0"/>
-          <w:u w:val="single"/>
         </w:rPr>
         <w:t>AFFIDAVIT</w:t>
       </w:r>
     </w:p>
     <w:p>
       <w:pPr>
-        <w:jc w:val="both"/>
+        <w:keepNext w:val="0"/>
+        <w:keepLines/>
       </w:pPr>
       <w:r>
         <w:rPr>
           <w:b w:val="0"/>
-          <w:i w:val="0"/>
-          <w:u w:val="none"/>
         </w:rPr>
         <w:t>Affidavit of [NAME OF DEPONENT], [S/o / D/o / W/o] [NAME], aged about [__] years, resident of [FULL ADDRESS WITH PIN CODE].</w:t>
       </w:r>
     </w:p>
     <w:p>
       <w:pPr>
-        <w:jc w:val="both"/>
+        <w:keepNext w:val="0"/>
+        <w:keepLines/>
       </w:pPr>
       <w:r>
         <w:rPr>
           <w:b w:val="0"/>
-          <w:i w:val="0"/>
-          <w:u w:val="none"/>
         </w:rPr>
         <w:t>I, the above-named deponent, do hereby solemnly affirm and declare as under:</w:t>
       </w:r>
     </w:p>
     <w:p>
       <w:pPr>
-        <w:ind w:left="567" w:hanging="567"/>
-        <w:jc w:val="both"/>
+        <w:keepNext w:val="0"/>
+        <w:keepLines/>
+        <w:ind w:left="283" w:hanging="283"/>
       </w:pPr>
       <w:r>
         <w:rPr>
           <w:b w:val="0"/>
-          <w:i w:val="0"/>
-          <w:u w:val="none"/>
         </w:rPr>
-        <w:t>1.</w:t>
-        <w:tab/>
-        <w:t>That the deponent is the claimant [No. 1] in the above-noted matter and is well conversant with the facts and circumstances of the case, and is competent to swear this affidavit.</w:t>
+        <w:t>1. That the deponent is competent to swear this affidavit and the accompanying [suit / petition / application] has been drafted by counsel on the deponent’s instructions. Its contents have been read over and explained in [LANGUAGE], understood by the deponent, and are incorporated as part and parcel of this affidavit; the factual statements are true to the deponent’s knowledge or identified records, and legal submissions are based on advice believed to be true.</w:t>
       </w:r>
     </w:p>
     <w:p>
       <w:pPr>
-        <w:ind w:left="567" w:hanging="567"/>
-        <w:jc w:val="both"/>
+        <w:keepNext/>
+        <w:keepLines/>
+        <w:ind w:left="283" w:hanging="283"/>
       </w:pPr>
       <w:r>
         <w:rPr>
           <w:b w:val="0"/>
-          <w:i w:val="0"/>
-          <w:u w:val="none"/>
         </w:rPr>
-        <w:t>2.</w:t>
-        <w:tab/>
-        <w:t>That the accompanying claim petition has been drafted by counsel on the instructions of the deponent. Its contents have been read over and explained to the deponent in [LANGUAGE], and the deponent has understood them.</w:t>
+        <w:t>2. That [no same or similar suit / petition / application on the same cause of action has been filed / the following prior or pending proceedings, outcomes and orders are fully disclosed: ___]. Nothing material has been concealed.</w:t>
       </w:r>
     </w:p>
     <w:p>
       <w:pPr>
-        <w:ind w:left="567" w:hanging="567"/>
-        <w:jc w:val="both"/>
+        <w:keepNext/>
+        <w:keepLines/>
       </w:pPr>
       <w:r>
         <w:rPr>
           <w:b w:val="0"/>
-          <w:i w:val="0"/>
-          <w:u w:val="none"/>
-        </w:rPr>
-        <w:t>3.</w:t>
-        <w:tab/>
-        <w:t>That the facts stated in paragraphs [__] to [__] of the accompanying claim petition are true and correct to the knowledge of the deponent, and the same are not repeated here for the sake of brevity.</w:t>
-      </w:r>
-    </w:p>
-    <w:p>
-      <w:pPr>
-        <w:jc w:val="right"/>
-      </w:pPr>
-      <w:r>
-        <w:rPr>
-          <w:b/>
-          <w:i w:val="0"/>
-          <w:u w:val="none"/>
         </w:rPr>
         <w:t>DEPONENT</w:t>
       </w:r>
     </w:p>
     <w:p>
       <w:pPr>
-        <w:jc w:val="center"/>
+        <w:keepNext/>
+        <w:keepLines/>
       </w:pPr>
       <w:r>
         <w:rPr>
           <w:b/>
-          <w:i w:val="0"/>
-          <w:u w:val="single"/>
         </w:rPr>
         <w:t>VERIFICATION</w:t>
       </w:r>
     </w:p>
     <w:p>
       <w:pPr>
-        <w:jc w:val="both"/>
+        <w:keepNext/>
+        <w:keepLines/>
       </w:pPr>
       <w:r>
         <w:rPr>
           <w:b w:val="0"/>
-          <w:i w:val="0"/>
-          <w:u w:val="none"/>
+          <w:sz w:val="20"/>
         </w:rPr>
-        <w:t>Verified at [PLACE] on [DATE] that the contents of paragraphs 1 to [__] of the above affidavit are true and correct to my knowledge. No part of it is false and nothing material has been concealed therefrom.</w:t>
+        <w:t>Verified at [PLACE] on [DATE] that paragraphs 1 and 2 above are true and correct to my knowledge and identified records, with legal submissions based on advice believed true. Nothing material has been concealed.</w:t>
       </w:r>
     </w:p>
     <w:p>
       <w:pPr>
-        <w:jc w:val="right"/>
+        <w:keepNext/>
+        <w:keepLines/>
       </w:pPr>
       <w:r>
         <w:rPr>
-          <w:b/>
-          <w:i w:val="0"/>
-          <w:u w:val="none"/>
+          <w:b w:val="0"/>
         </w:rPr>
         <w:t>DEPONENT</w:t>
       </w:r>
     </w:p>
     <w:p>
+      <w:pPr>
+        <w:keepNext w:val="0"/>
+        <w:keepLines/>
+      </w:pPr>
       <w:r>
         <w:rPr>
           <w:b w:val="0"/>
-          <w:i/>
           <w:sz w:val="20"/>
-          <w:u w:val="none"/>
         </w:rPr>
         <w:t>Note: To be sworn before an Oath Commissioner / Notary Public and stamped as required by the applicable rules.</w:t>
       </w:r>
     </w:p>
+    <w:p>
+      <w:pPr>
+        <w:keepNext/>
+        <w:keepLines/>
+        <w:pageBreakBefore/>
+      </w:pPr>
+      <w:r>
+        <w:rPr>
+          <w:b/>
+        </w:rPr>
+        <w:t>PREPARATION AND JUDGMENT APPLICATION</w:t>
+      </w:r>
+    </w:p>
+    <w:p>
+      <w:pPr>
+        <w:keepNext w:val="0"/>
+        <w:keepLines/>
+      </w:pPr>
+      <w:r>
+        <w:rPr>
+          <w:b w:val="0"/>
+          <w:sz w:val="22"/>
+        </w:rPr>
+        <w:t>Updated 11 October 2026. Complete every material fact, retain only supported alternatives, and renumber before filing. These notes support professional adaptation; they do not supply missing evidence or guarantee relief.</w:t>
+      </w:r>
+    </w:p>
+    <w:p>
+      <w:pPr>
+        <w:keepNext w:val="0"/>
+        <w:keepLines/>
+      </w:pPr>
+      <w:r>
+        <w:rPr>
+          <w:b w:val="0"/>
+          <w:sz w:val="22"/>
+        </w:rPr>
+        <w:t>Filing and relief checks. Use distinct death/injury calculations; do not retain both as factual claims. Annex age/income records, medical or post-mortem evidence, accident material and insurance records. Check current conventional-head adjustments and subsequent applicable decisions.</w:t>
+      </w:r>
+    </w:p>
+    <w:p>
+      <w:pPr>
+        <w:keepNext w:val="0"/>
+        <w:keepLines/>
+      </w:pPr>
+      <w:r>
+        <w:rPr>
+          <w:b w:val="0"/>
+          <w:sz w:val="22"/>
+        </w:rPr>
+        <w:t>Fact-specific authority. National Insurance Co. Ltd. v. Pranay Sethi, (2017) 16 SCC 680; 31 October 2017, concluding principles. In a death claim, choose future prospects using proved age and employment status and explain the calculation. The framework does not replace proof of income or determine functional disability in an injury claim. Read the judgment</w:t>
+        <w:br/>
+        <w:t>Source: https://indiankanoon.org/doc/139996215/</w:t>
+      </w:r>
+    </w:p>
+    <w:p>
+      <w:pPr>
+        <w:keepNext w:val="0"/>
+        <w:keepLines/>
+      </w:pPr>
+      <w:r>
+        <w:rPr>
+          <w:b w:val="0"/>
+          <w:sz w:val="22"/>
+        </w:rPr>
+        <w:t>Before relying on any authority, compare the material facts, procedural stage, statutory version and precise relief; check subsequent treatment and applicable local practice. Keep the authority note separate from the signed pleading. For criminal procedure, determine Section 531 BNSS savings rather than select the code solely from the alleged offence date.</w:t>
+      </w:r>
+    </w:p>
     <w:sectPr>
-      <w:pgSz w:w="12240" w:h="20160"/>
-      <w:pgMar w:top="1417" w:right="1134" w:bottom="1134" w:left="1984" w:header="720" w:footer="720" w:gutter="0"/>
+      <w:footerReference w:type="default" r:id="rId9"/>
+      <w:pgSz w:w="11906" w:h="16838"/>
+      <w:pgMar w:top="1247" w:right="1247" w:bottom="1247" w:left="1701" w:header="720" w:footer="720" w:gutter="0"/>
       <w:cols w:space="720"/>
       <w:docGrid w:linePitch="360"/>
     </w:sectPr>
   </w:body>
 </w:document>
+</file>
+
+<file path=word/footer1.xml><?xml version="1.0" encoding="utf-8"?>
+<w:ftr xmlns:m="http://schemas.openxmlformats.org/officeDocument/2006/math" xmlns:mc="http://schemas.openxmlformats.org/markup-compatibility/2006" xmlns:mo="http://schemas.microsoft.com/office/mac/office/2008/main" xmlns:mv="urn:schemas-microsoft-com:mac:vml" xmlns:o="urn:schemas-microsoft-com:office:office" xmlns:r="http://schemas.openxmlformats.org/officeDocument/2006/relationships" xmlns:v="urn:schemas-microsoft-com:vml" xmlns:w10="urn:schemas-microsoft-com:office:word" xmlns:w14="http://schemas.microsoft.com/office/word/2010/wordml" xmlns:w="http://schemas.openxmlformats.org/wordprocessingml/2006/main" xmlns:wne="http://schemas.microsoft.com/office/word/2006/wordml" xmlns:wp14="http://schemas.microsoft.com/office/word/2010/wordprocessingDrawing" xmlns:wp="http://schemas.openxmlformats.org/drawingml/2006/wordprocessingDrawing" xmlns:wpc="http://schemas.microsoft.com/office/word/2010/wordprocessingCanvas" xmlns:wpg="http://schemas.microsoft.com/office/word/2010/wordprocessingGroup" xmlns:wpi="http://schemas.microsoft.com/office/word/2010/wordprocessingInk" xmlns:wps="http://schemas.microsoft.com/office/word/2010/wordprocessingShape" mc:Ignorable="w14 wp14">
+  <w:p>
+    <w:pPr>
+      <w:pStyle w:val="Footer"/>
+      <w:jc w:val="center"/>
+    </w:pPr>
+    <w:r>
+      <w:rPr>
+        <w:sz w:val="18"/>
+      </w:rPr>
+      <w:t xml:space="preserve">Master Legal Work • Model format • </w:t>
+    </w:r>
+    <w:fldSimple w:instr="PAGE"/>
+  </w:p>
+</w:ftr>
 </file>
 
 <file path=word/numbering.xml><?xml version="1.0" encoding="utf-8"?>
@@ -1067,11 +1083,11 @@
     <w:qFormat/>
     <w:rsid w:val="00FC693F"/>
     <w:pPr>
-      <w:spacing w:after="80" w:line="360" w:lineRule="auto"/>
+      <w:spacing w:line="259" w:lineRule="auto" w:after="80"/>
     </w:pPr>
     <w:rPr>
-      <w:rFonts w:ascii="Times New Roman" w:hAnsi="Times New Roman" w:eastAsia="Times New Roman"/>
-      <w:sz w:val="26"/>
+      <w:rFonts w:ascii="Times New Roman" w:hAnsi="Times New Roman"/>
+      <w:sz w:val="24"/>
     </w:rPr>
   </w:style>
   <w:style w:type="paragraph" w:styleId="Header">

--- a/assets/drafts/mact-claim-166.docx
+++ b/assets/drafts/mact-claim-166.docx
@@ -4,26 +4,14 @@
   <w:body>
     <w:p>
       <w:pPr>
-        <w:keepNext w:val="0"/>
-        <w:keepLines/>
-      </w:pPr>
-      <w:r>
-        <w:rPr>
-          <w:b w:val="0"/>
-          <w:sz w:val="20"/>
-        </w:rPr>
-        <w:t>Model format for general reference only. Not legal advice. Adapt to the facts and the court's current rules. Source: masterlegalwork.com</w:t>
-      </w:r>
-    </w:p>
-    <w:p>
-      <w:pPr>
         <w:keepNext/>
-        <w:keepLines/>
+        <w:widowControl/>
         <w:jc w:val="center"/>
       </w:pPr>
       <w:r>
         <w:rPr>
           <w:b/>
+          <w:u w:val="single"/>
         </w:rPr>
         <w:t>BEFORE THE MOTOR ACCIDENT CLAIMS TRIBUNAL, [PLACE]</w:t>
       </w:r>
@@ -31,12 +19,13 @@
     <w:p>
       <w:pPr>
         <w:keepNext/>
-        <w:keepLines/>
+        <w:widowControl/>
         <w:jc w:val="center"/>
       </w:pPr>
       <w:r>
         <w:rPr>
           <w:b w:val="0"/>
+          <w:u w:val="none"/>
         </w:rPr>
         <w:t>MACT Case No. ____ of 20__</w:t>
       </w:r>
@@ -44,72 +33,153 @@
     <w:p>
       <w:pPr>
         <w:keepNext/>
-        <w:keepLines/>
+        <w:widowControl/>
+        <w:jc w:val="center"/>
       </w:pPr>
       <w:r>
         <w:rPr>
           <w:b/>
+          <w:u w:val="single"/>
         </w:rPr>
         <w:t>MEMO OF PARTIES</w:t>
       </w:r>
     </w:p>
     <w:p>
       <w:pPr>
-        <w:keepNext w:val="0"/>
-        <w:keepLines/>
+        <w:keepNext/>
+        <w:widowControl/>
+        <w:jc w:val="both"/>
       </w:pPr>
       <w:r>
         <w:rPr>
           <w:b w:val="0"/>
+          <w:u w:val="none"/>
         </w:rPr>
-        <w:t>[NAME OF INJURED / LEGAL REPRESENTATIVE(S) OF DECEASED, with relationship], [S/o / D/o / W/o] [NAME OF FATHER / HUSBAND], aged about [__] years, resident of [FULL ADDRESS WITH PIN CODE]… Claimant(s)</w:t>
+        <w:t>[NAME OF INJURED / LEGAL REPRESENTATIVE(S) OF DECEASED, aged about [__] years, with relationship], [son / daughter / wife of] [NAME OF FATHER / HUSBAND], resident of [FULL ADDRESS WITH PIN CODE], Aadhaar No. [IF LAWFULLY REQUIRED], Mobile No. [NUMBER], Email [IF AVAILABLE].</w:t>
       </w:r>
     </w:p>
     <w:p>
       <w:pPr>
         <w:keepNext w:val="0"/>
-        <w:keepLines/>
+        <w:widowControl/>
+        <w:jc w:val="right"/>
       </w:pPr>
       <w:r>
         <w:rPr>
           <w:b w:val="0"/>
+          <w:u w:val="none"/>
         </w:rPr>
-        <w:t>[NAME OF DRIVER], [S/o / D/o / W/o] [NAME OF FATHER / HUSBAND], aged about [__] years, resident of [FULL ADDRESS WITH PIN CODE]… Respondent No. 1 (Driver)</w:t>
+        <w:t>… Claimant(s)</w:t>
+      </w:r>
+    </w:p>
+    <w:p>
+      <w:pPr>
+        <w:keepNext/>
+        <w:widowControl/>
+        <w:jc w:val="center"/>
+      </w:pPr>
+      <w:r>
+        <w:rPr>
+          <w:b w:val="0"/>
+          <w:u w:val="none"/>
+        </w:rPr>
+        <w:t>Versus</w:t>
+      </w:r>
+    </w:p>
+    <w:p>
+      <w:pPr>
+        <w:keepNext/>
+        <w:widowControl/>
+        <w:jc w:val="both"/>
+      </w:pPr>
+      <w:r>
+        <w:rPr>
+          <w:b w:val="0"/>
+          <w:u w:val="none"/>
+        </w:rPr>
+        <w:t>[NAME OF DRIVER], aged about [__] years, [son / daughter / wife of] [NAME OF FATHER / HUSBAND], resident of [FULL ADDRESS WITH PIN CODE], Aadhaar No. [IF LAWFULLY REQUIRED], Mobile No. [NUMBER], Email [IF AVAILABLE].</w:t>
       </w:r>
     </w:p>
     <w:p>
       <w:pPr>
         <w:keepNext w:val="0"/>
-        <w:keepLines/>
+        <w:widowControl/>
+        <w:jc w:val="right"/>
       </w:pPr>
       <w:r>
         <w:rPr>
           <w:b w:val="0"/>
+          <w:u w:val="none"/>
         </w:rPr>
-        <w:t>[NAME OF REGISTERED OWNER], [S/o / D/o / W/o] [NAME OF FATHER / HUSBAND], aged about [__] years, resident of [FULL ADDRESS WITH PIN CODE]… Respondent No. 2 (Owner)</w:t>
+        <w:t>… Respondent No. 1 (Driver)</w:t>
+      </w:r>
+    </w:p>
+    <w:p>
+      <w:pPr>
+        <w:keepNext/>
+        <w:widowControl/>
+        <w:jc w:val="both"/>
+      </w:pPr>
+      <w:r>
+        <w:rPr>
+          <w:b w:val="0"/>
+          <w:u w:val="none"/>
+        </w:rPr>
+        <w:t>[NAME OF REGISTERED OWNER], aged about [__] years, [son / daughter / wife of] [NAME OF FATHER / HUSBAND], resident of [FULL ADDRESS WITH PIN CODE], Aadhaar No. [IF LAWFULLY REQUIRED], Mobile No. [NUMBER], Email [IF AVAILABLE].</w:t>
       </w:r>
     </w:p>
     <w:p>
       <w:pPr>
         <w:keepNext w:val="0"/>
-        <w:keepLines/>
+        <w:widowControl/>
+        <w:jc w:val="right"/>
       </w:pPr>
       <w:r>
         <w:rPr>
           <w:b w:val="0"/>
+          <w:u w:val="none"/>
         </w:rPr>
-        <w:t>[NAME OF INSURANCE COMPANY], through its [Branch / Divisional Manager], [ADDRESS]… Respondent No. 3 (Insurer)</w:t>
+        <w:t>… Respondent No. 2 (Owner)</w:t>
       </w:r>
     </w:p>
     <w:p>
       <w:pPr>
         <w:keepNext/>
-        <w:keepLines/>
+        <w:widowControl/>
+        <w:jc w:val="both"/>
+      </w:pPr>
+      <w:r>
+        <w:rPr>
+          <w:b w:val="0"/>
+          <w:u w:val="none"/>
+        </w:rPr>
+        <w:t>[NAME OF INSURANCE COMPANY], through its [BRANCH / DIVISIONAL MANAGER OR AUTHORISED OFFICER], [REGISTERED / SERVICE ADDRESS WITH PIN], [BUSINESS PHONE AND EMAIL].</w:t>
+      </w:r>
+    </w:p>
+    <w:p>
+      <w:pPr>
+        <w:keepNext w:val="0"/>
+        <w:widowControl/>
+        <w:jc w:val="right"/>
+      </w:pPr>
+      <w:r>
+        <w:rPr>
+          <w:b w:val="0"/>
+          <w:u w:val="none"/>
+        </w:rPr>
+        <w:t>… Respondent No. 3 (Insurer)</w:t>
+      </w:r>
+    </w:p>
+    <w:p>
+      <w:pPr>
+        <w:keepNext/>
+        <w:widowControl/>
         <w:jc w:val="center"/>
       </w:pPr>
       <w:r>
         <w:rPr>
           <w:b/>
+          <w:u w:val="single"/>
         </w:rPr>
         <w:t>CLAIM PETITION UNDER SECTION 166 OF THE MOTOR VEHICLES ACT, 1988 FOR COMPENSATION ON ACCOUNT OF [INJURIES SUSTAINED BY __ / DEATH OF __] IN A MOTOR VEHICLE ACCIDENT</w:t>
       </w:r>
@@ -117,11 +187,13 @@
     <w:p>
       <w:pPr>
         <w:keepNext w:val="0"/>
-        <w:keepLines/>
+        <w:widowControl/>
+        <w:jc w:val="both"/>
       </w:pPr>
       <w:r>
         <w:rPr>
           <w:b w:val="0"/>
+          <w:u w:val="none"/>
         </w:rPr>
         <w:t>Respectfully showeth:</w:t>
       </w:r>
@@ -129,12 +201,14 @@
     <w:p>
       <w:pPr>
         <w:keepNext w:val="0"/>
-        <w:keepLines/>
-        <w:ind w:left="283" w:hanging="283"/>
+        <w:widowControl/>
+        <w:ind w:left="360" w:hanging="360"/>
+        <w:jc w:val="both"/>
       </w:pPr>
       <w:r>
         <w:rPr>
           <w:b w:val="0"/>
+          <w:u w:val="none"/>
         </w:rPr>
         <w:t>1. Particulars of the injured / deceased: name [__]; age [__]; occupation [__]; monthly income ₹[__]; address [__].</w:t>
       </w:r>
@@ -142,12 +216,14 @@
     <w:p>
       <w:pPr>
         <w:keepNext w:val="0"/>
-        <w:keepLines/>
-        <w:ind w:left="283" w:hanging="283"/>
+        <w:widowControl/>
+        <w:ind w:left="360" w:hanging="360"/>
+        <w:jc w:val="both"/>
       </w:pPr>
       <w:r>
         <w:rPr>
           <w:b w:val="0"/>
+          <w:u w:val="none"/>
         </w:rPr>
         <w:t>2. Date, time and place of the accident: [DATE], at about [TIME], at [PLACE].</w:t>
       </w:r>
@@ -155,12 +231,14 @@
     <w:p>
       <w:pPr>
         <w:keepNext w:val="0"/>
-        <w:keepLines/>
-        <w:ind w:left="283" w:hanging="283"/>
+        <w:widowControl/>
+        <w:ind w:left="360" w:hanging="360"/>
+        <w:jc w:val="both"/>
       </w:pPr>
       <w:r>
         <w:rPr>
           <w:b w:val="0"/>
+          <w:u w:val="none"/>
         </w:rPr>
         <w:t>3. FIR: [FIR No. __ dated __, under Sections __ of the Bharatiya Nyaya Sanhita, 2023 (or the corresponding IPC sections for offences before 01.07.2024), Police Station __, District __] (Annexure P-1).</w:t>
       </w:r>
@@ -168,12 +246,14 @@
     <w:p>
       <w:pPr>
         <w:keepNext w:val="0"/>
-        <w:keepLines/>
-        <w:ind w:left="283" w:hanging="283"/>
+        <w:widowControl/>
+        <w:ind w:left="360" w:hanging="360"/>
+        <w:jc w:val="both"/>
       </w:pPr>
       <w:r>
         <w:rPr>
           <w:b w:val="0"/>
+          <w:u w:val="none"/>
         </w:rPr>
         <w:t>4. Offending vehicle: registration No. [__], driven by respondent No. 1, owned by respondent No. 2, and insured with respondent No. 3 vide policy No. [__], valid from [__] to [__].</w:t>
       </w:r>
@@ -181,12 +261,14 @@
     <w:p>
       <w:pPr>
         <w:keepNext w:val="0"/>
-        <w:keepLines/>
-        <w:ind w:left="283" w:hanging="283"/>
+        <w:widowControl/>
+        <w:ind w:left="360" w:hanging="360"/>
+        <w:jc w:val="both"/>
       </w:pPr>
       <w:r>
         <w:rPr>
           <w:b w:val="0"/>
+          <w:u w:val="none"/>
         </w:rPr>
         <w:t>5. Brief facts: [DESCRIBE HOW THE ACCIDENT OCCURRED, showing rash and negligent driving by respondent No. 1].</w:t>
       </w:r>
@@ -194,12 +276,14 @@
     <w:p>
       <w:pPr>
         <w:keepNext w:val="0"/>
-        <w:keepLines/>
-        <w:ind w:left="283" w:hanging="283"/>
+        <w:widowControl/>
+        <w:ind w:left="360" w:hanging="360"/>
+        <w:jc w:val="both"/>
       </w:pPr>
       <w:r>
         <w:rPr>
           <w:b w:val="0"/>
+          <w:u w:val="none"/>
         </w:rPr>
         <w:t>6. Injuries / cause of death: [NATURE OF INJURIES / DISABILITY / POST-MORTEM FINDINGS]; treatment at [HOSPITAL] from [__] to [__] (Annexure P-2).</w:t>
       </w:r>
@@ -207,12 +291,14 @@
     <w:p>
       <w:pPr>
         <w:keepNext w:val="0"/>
-        <w:keepLines/>
-        <w:ind w:left="283" w:hanging="283"/>
+        <w:widowControl/>
+        <w:ind w:left="360" w:hanging="360"/>
+        <w:jc w:val="both"/>
       </w:pPr>
       <w:r>
         <w:rPr>
           <w:b w:val="0"/>
+          <w:u w:val="none"/>
         </w:rPr>
         <w:t>7. Expenses and loss: medical ₹[__]; transport and attendant ₹[__]; loss of income ₹[__]; [for death: loss of dependency, funeral expenses, loss of estate, consortium and love and affection].</w:t>
       </w:r>
@@ -220,12 +306,14 @@
     <w:p>
       <w:pPr>
         <w:keepNext w:val="0"/>
-        <w:keepLines/>
-        <w:ind w:left="283" w:hanging="283"/>
+        <w:widowControl/>
+        <w:ind w:left="360" w:hanging="360"/>
+        <w:jc w:val="both"/>
       </w:pPr>
       <w:r>
         <w:rPr>
           <w:b w:val="0"/>
+          <w:u w:val="none"/>
         </w:rPr>
         <w:t>8. Claimants and dependency: [NAMES, AGES AND RELATIONSHIP of the claimants with the deceased / injured].</w:t>
       </w:r>
@@ -233,12 +321,14 @@
     <w:p>
       <w:pPr>
         <w:keepNext w:val="0"/>
-        <w:keepLines/>
-        <w:ind w:left="283" w:hanging="283"/>
+        <w:widowControl/>
+        <w:ind w:left="360" w:hanging="360"/>
+        <w:jc w:val="both"/>
       </w:pPr>
       <w:r>
         <w:rPr>
           <w:b w:val="0"/>
+          <w:u w:val="none"/>
         </w:rPr>
         <w:t>9. That this Tribunal has jurisdiction under Section 166(2) of the Act, as [the accident occurred / the claimant resides or carries on business / the defendant resides] within its local limits.</w:t>
       </w:r>
@@ -246,12 +336,14 @@
     <w:p>
       <w:pPr>
         <w:keepNext w:val="0"/>
-        <w:keepLines/>
-        <w:ind w:left="283" w:hanging="283"/>
+        <w:widowControl/>
+        <w:ind w:left="360" w:hanging="360"/>
+        <w:jc w:val="both"/>
       </w:pPr>
       <w:r>
         <w:rPr>
           <w:b w:val="0"/>
+          <w:u w:val="none"/>
         </w:rPr>
         <w:t>10. That the respondents are jointly and severally liable to pay compensation to the claimant(s).</w:t>
       </w:r>
@@ -259,12 +351,14 @@
     <w:p>
       <w:pPr>
         <w:keepNext w:val="0"/>
-        <w:keepLines/>
-        <w:ind w:left="283" w:hanging="283"/>
+        <w:widowControl/>
+        <w:ind w:left="360" w:hanging="360"/>
+        <w:jc w:val="both"/>
       </w:pPr>
       <w:r>
         <w:rPr>
           <w:b w:val="0"/>
+          <w:u w:val="none"/>
         </w:rPr>
         <w:t>11. That the collision occurred on [date, time and location] when [specific driving act] caused [impact and injury]. The negligence account is supported by [eyewitness, site plan, FIR, CCTV, mechanical inspection]; the criminal allegation is not treated as a concluded finding of civil liability.</w:t>
       </w:r>
@@ -272,12 +366,14 @@
     <w:p>
       <w:pPr>
         <w:keepNext w:val="0"/>
-        <w:keepLines/>
-        <w:ind w:left="283" w:hanging="283"/>
+        <w:widowControl/>
+        <w:ind w:left="360" w:hanging="360"/>
+        <w:jc w:val="both"/>
       </w:pPr>
       <w:r>
         <w:rPr>
           <w:b w:val="0"/>
+          <w:u w:val="none"/>
         </w:rPr>
         <w:t>12. That the driver, registered owner and insurer at the accident date are [details]. Policy number, period, licence particulars and any insurer’s pleaded defence are [records and response].</w:t>
       </w:r>
@@ -285,12 +381,14 @@
     <w:p>
       <w:pPr>
         <w:keepNext w:val="0"/>
-        <w:keepLines/>
-        <w:ind w:left="283" w:hanging="283"/>
+        <w:widowControl/>
+        <w:ind w:left="360" w:hanging="360"/>
+        <w:jc w:val="both"/>
       </w:pPr>
       <w:r>
         <w:rPr>
           <w:b w:val="0"/>
+          <w:u w:val="none"/>
         </w:rPr>
         <w:t>13. That the deceased’s age, occupation and proved income are [particulars and evidence]; dependants and legal representatives are separately identified. The death claim calculation sets out income after applicable tax, future prospects, personal-expense deduction, multiplier and conventional heads with the basis for each.</w:t>
       </w:r>
@@ -298,12 +396,14 @@
     <w:p>
       <w:pPr>
         <w:keepNext w:val="0"/>
-        <w:keepLines/>
-        <w:ind w:left="283" w:hanging="283"/>
+        <w:widowControl/>
+        <w:ind w:left="360" w:hanging="360"/>
+        <w:jc w:val="both"/>
       </w:pPr>
       <w:r>
         <w:rPr>
           <w:b w:val="0"/>
+          <w:u w:val="none"/>
         </w:rPr>
         <w:t>14. That [for injury claims only] treatment, expenditure, income loss during treatment, permanent disability and its actual effect on earning capacity are [medical and vocational evidence]. Medical disability is not automatically treated as the same percentage of economic loss.</w:t>
       </w:r>
@@ -311,12 +411,14 @@
     <w:p>
       <w:pPr>
         <w:keepNext w:val="0"/>
-        <w:keepLines/>
-        <w:ind w:left="283" w:hanging="283"/>
+        <w:widowControl/>
+        <w:ind w:left="360" w:hanging="360"/>
+        <w:jc w:val="both"/>
       </w:pPr>
       <w:r>
         <w:rPr>
           <w:b w:val="0"/>
+          <w:u w:val="none"/>
         </w:rPr>
         <w:t>15. That the legal basis for territorial jurisdiction and the applicable limitation position, having regard to accident date, amendments, commencement and binding orders, have been examined as [details]. A blanket assertion that every MACT claim has no filing deadline is not relied on.</w:t>
       </w:r>
@@ -324,12 +426,14 @@
     <w:p>
       <w:pPr>
         <w:keepNext w:val="0"/>
-        <w:keepLines/>
-        <w:ind w:left="283" w:hanging="283"/>
+        <w:widowControl/>
+        <w:ind w:left="360" w:hanging="360"/>
+        <w:jc w:val="both"/>
       </w:pPr>
       <w:r>
         <w:rPr>
           <w:b w:val="0"/>
+          <w:u w:val="none"/>
         </w:rPr>
         <w:t>16. That compensation under each head is ₹[ ] as per the annexed calculation, interest is sought at [rate and justified commencement], and interim sums or other recoveries are disclosed for appropriate adjustment.</w:t>
       </w:r>
@@ -337,12 +441,14 @@
     <w:p>
       <w:pPr>
         <w:keepNext w:val="0"/>
-        <w:keepLines/>
-        <w:ind w:left="283" w:hanging="283"/>
+        <w:widowControl/>
+        <w:ind w:left="360" w:hanging="360"/>
+        <w:jc w:val="both"/>
       </w:pPr>
       <w:r>
         <w:rPr>
           <w:b w:val="0"/>
+          <w:u w:val="none"/>
         </w:rPr>
         <w:t>17. That [OPTIONAL: retain only after verifying the cited rule and these facts] [for a death claim only] age [ ] and employment category [ ] are proved by [records]. Applying Pranay Sethi’s framework, future prospects of [supported percentage], deduction [ ], multiplier [ ] and conventional heads [ ] yield ₹[ ], as shown in the separate computation; subsequent applicable adjustments are identified as [ ].</w:t>
       </w:r>
@@ -350,11 +456,13 @@
     <w:p>
       <w:pPr>
         <w:keepNext/>
-        <w:keepLines/>
+        <w:widowControl/>
+        <w:jc w:val="center"/>
       </w:pPr>
       <w:r>
         <w:rPr>
           <w:b/>
+          <w:u w:val="single"/>
         </w:rPr>
         <w:t>PRAYER</w:t>
       </w:r>
@@ -362,37 +470,55 @@
     <w:p>
       <w:pPr>
         <w:keepNext w:val="0"/>
-        <w:keepLines/>
+        <w:widowControl/>
+        <w:jc w:val="both"/>
       </w:pPr>
       <w:r>
         <w:rPr>
           <w:b w:val="0"/>
+          <w:u w:val="none"/>
         </w:rPr>
         <w:t>It is, therefore, respectfully prayed that an award of ₹[AMOUNT] may kindly be passed in favour of the claimant(s) and against the respondents, jointly and severally, along with interest at such rate as this Hon'ble Tribunal deems fit from the date of filing of the petition till realisation, with costs.</w:t>
       </w:r>
     </w:p>
     <w:p>
       <w:pPr>
-        <w:keepNext/>
-        <w:keepLines/>
+        <w:keepNext w:val="0"/>
+        <w:widowControl/>
+        <w:jc w:val="both"/>
       </w:pPr>
       <w:r>
         <w:rPr>
           <w:b w:val="0"/>
+          <w:u w:val="none"/>
         </w:rPr>
-        <w:t>Place: [PLACE]    Date: [DATE]</w:t>
-        <w:br/>
-        <w:t>CLAIMANT(S)Through [NAME OF ADVOCATE]AdvocateEnrolment No. [__]</w:t>
+        <w:t>Place: [PLACE] Date: [DATE]</w:t>
       </w:r>
     </w:p>
     <w:p>
       <w:pPr>
         <w:keepNext/>
-        <w:keepLines/>
+        <w:widowControl/>
+        <w:jc w:val="right"/>
+      </w:pPr>
+      <w:r>
+        <w:rPr>
+          <w:b w:val="0"/>
+          <w:u w:val="none"/>
+        </w:rPr>
+        <w:t>CLAIMANT(S)</w:t>
+      </w:r>
+    </w:p>
+    <w:p>
+      <w:pPr>
+        <w:keepNext/>
+        <w:widowControl/>
+        <w:jc w:val="center"/>
       </w:pPr>
       <w:r>
         <w:rPr>
           <w:b/>
+          <w:u w:val="single"/>
         </w:rPr>
         <w:t>VERIFICATION</w:t>
       </w:r>
@@ -401,22 +527,27 @@
       <w:pPr>
         <w:keepNext/>
         <w:keepLines/>
+        <w:widowControl/>
+        <w:jc w:val="both"/>
       </w:pPr>
       <w:r>
         <w:rPr>
           <w:b w:val="0"/>
+          <w:u w:val="none"/>
         </w:rPr>
         <w:t>Verified at [PLACE] on [DATE] that the contents of paragraphs 1 to [__] of the above claim petition are true and correct to my knowledge, the contents of paragraphs [__] to [__] are based on information received and legal advice, which I believe to be true, and the last paragraph is the prayer to this Hon'ble Court. No part of it is false and nothing material has been concealed therefrom.</w:t>
       </w:r>
     </w:p>
     <w:p>
       <w:pPr>
-        <w:keepNext w:val="0"/>
-        <w:keepLines/>
+        <w:keepNext/>
+        <w:widowControl/>
+        <w:jc w:val="right"/>
       </w:pPr>
       <w:r>
         <w:rPr>
           <w:b w:val="0"/>
+          <w:u w:val="none"/>
         </w:rPr>
         <w:t>CLAIMANT(S)</w:t>
       </w:r>
@@ -425,25 +556,35 @@
       <w:pPr>
         <w:keepNext w:val="0"/>
         <w:keepLines/>
+        <w:widowControl/>
+        <w:jc w:val="right"/>
       </w:pPr>
       <w:r>
         <w:rPr>
           <w:b w:val="0"/>
-          <w:sz w:val="20"/>
+          <w:u w:val="none"/>
         </w:rPr>
-        <w:t>Note: Attach the FIR, the Detailed Accident Report (if filed by the police), medical records and bills, income proof, the driving licence, the RC and insurance particulars, and the post-mortem report (death cases).</w:t>
+        <w:t>Gagandeep Goel, Adv. (Enrl. No. P/1983/2007)</w:t>
+        <w:br/>
+        <w:t>Gagandeep Goel &amp; Associates | Master Legal Work</w:t>
+        <w:br/>
+        <w:t>(M) 987 220 6969, (E) masterlegalwork@gmail.com</w:t>
+        <w:br/>
+        <w:t>Advocate for the Claimant</w:t>
       </w:r>
     </w:p>
     <w:p>
       <w:pPr>
         <w:keepNext/>
-        <w:keepLines/>
         <w:pageBreakBefore/>
+        <w:widowControl/>
+        <w:spacing w:after="40"/>
         <w:jc w:val="center"/>
       </w:pPr>
       <w:r>
         <w:rPr>
           <w:b/>
+          <w:u w:val="single"/>
         </w:rPr>
         <w:t>BEFORE THE MOTOR ACCIDENT CLAIMS TRIBUNAL, [PLACE]</w:t>
       </w:r>
@@ -451,62 +592,100 @@
     <w:p>
       <w:pPr>
         <w:keepNext/>
-        <w:keepLines/>
+        <w:widowControl/>
+        <w:spacing w:after="40"/>
         <w:jc w:val="center"/>
       </w:pPr>
       <w:r>
         <w:rPr>
           <w:b w:val="0"/>
+          <w:u w:val="none"/>
         </w:rPr>
         <w:t>MACT Case No. ____ of 20__</w:t>
       </w:r>
     </w:p>
     <w:p>
       <w:pPr>
-        <w:keepNext w:val="0"/>
-        <w:keepLines/>
+        <w:keepNext/>
+        <w:widowControl/>
+        <w:jc w:val="both"/>
       </w:pPr>
       <w:r>
         <w:rPr>
           <w:b w:val="0"/>
+          <w:u w:val="none"/>
         </w:rPr>
-        <w:t>[NAME OF CLAIMANT(S)]… Claimant(s)</w:t>
+        <w:t>[NAME OF CLAIMANT(S)], aged about [__] years, [son / daughter / wife of] [PARENTAGE], resident of [COMPLETE ADDRESS WITH PIN CODE], Aadhaar No. [IF LAWFULLY REQUIRED], Mobile No. [NUMBER], Email [IF AVAILABLE].</w:t>
+      </w:r>
+    </w:p>
+    <w:p>
+      <w:pPr>
+        <w:keepNext w:val="0"/>
+        <w:widowControl/>
+        <w:jc w:val="right"/>
+      </w:pPr>
+      <w:r>
+        <w:rPr>
+          <w:b w:val="0"/>
+          <w:u w:val="none"/>
+        </w:rPr>
+        <w:t>… Claimant(s)</w:t>
       </w:r>
     </w:p>
     <w:p>
       <w:pPr>
         <w:keepNext/>
-        <w:keepLines/>
+        <w:widowControl/>
+        <w:spacing w:after="40"/>
         <w:jc w:val="center"/>
       </w:pPr>
       <w:r>
         <w:rPr>
           <w:b w:val="0"/>
+          <w:u w:val="none"/>
         </w:rPr>
         <w:t>Versus</w:t>
       </w:r>
     </w:p>
     <w:p>
       <w:pPr>
-        <w:keepNext w:val="0"/>
-        <w:keepLines/>
+        <w:keepNext/>
+        <w:widowControl/>
+        <w:jc w:val="both"/>
       </w:pPr>
       <w:r>
         <w:rPr>
           <w:b w:val="0"/>
+          <w:u w:val="none"/>
         </w:rPr>
-        <w:t>[NAME OF RESPONDENTS]… Respondents</w:t>
+        <w:t>[NAME OF RESPONDENTS], aged about [__] years, [son / daughter / wife of] [PARENTAGE], resident of [COMPLETE ADDRESS WITH PIN CODE], Aadhaar No. [IF LAWFULLY REQUIRED], Mobile No. [NUMBER], Email [IF AVAILABLE].</w:t>
+      </w:r>
+    </w:p>
+    <w:p>
+      <w:pPr>
+        <w:keepNext w:val="0"/>
+        <w:widowControl/>
+        <w:jc w:val="right"/>
+      </w:pPr>
+      <w:r>
+        <w:rPr>
+          <w:b w:val="0"/>
+          <w:u w:val="none"/>
+        </w:rPr>
+        <w:t>… Respondents</w:t>
       </w:r>
     </w:p>
     <w:p>
       <w:pPr>
         <w:keepNext/>
-        <w:keepLines/>
+        <w:widowControl/>
+        <w:spacing w:after="40"/>
         <w:jc w:val="center"/>
       </w:pPr>
       <w:r>
         <w:rPr>
           <w:b/>
+          <w:u w:val="single"/>
         </w:rPr>
         <w:t>AFFIDAVIT</w:t>
       </w:r>
@@ -514,23 +693,29 @@
     <w:p>
       <w:pPr>
         <w:keepNext w:val="0"/>
-        <w:keepLines/>
+        <w:widowControl/>
+        <w:spacing w:after="40"/>
+        <w:jc w:val="both"/>
       </w:pPr>
       <w:r>
         <w:rPr>
           <w:b w:val="0"/>
+          <w:u w:val="none"/>
         </w:rPr>
-        <w:t>Affidavit of [NAME OF DEPONENT], [S/o / D/o / W/o] [NAME], aged about [__] years, resident of [FULL ADDRESS WITH PIN CODE].</w:t>
+        <w:t>Affidavit of [NAME OF DEPONENT], [S/o / D/o / W/o] [NAME], aged about [__] years, resident of [FULL ADDRESS WITH PIN CODE], Aadhaar No. [IF LAWFULLY REQUIRED], Mobile No. [NUMBER].</w:t>
       </w:r>
     </w:p>
     <w:p>
       <w:pPr>
         <w:keepNext w:val="0"/>
-        <w:keepLines/>
+        <w:widowControl/>
+        <w:spacing w:after="40"/>
+        <w:jc w:val="both"/>
       </w:pPr>
       <w:r>
         <w:rPr>
           <w:b w:val="0"/>
+          <w:u w:val="none"/>
         </w:rPr>
         <w:t>I, the above-named deponent, do hereby solemnly affirm and declare as under:</w:t>
       </w:r>
@@ -538,37 +723,44 @@
     <w:p>
       <w:pPr>
         <w:keepNext w:val="0"/>
-        <w:keepLines/>
-        <w:ind w:left="283" w:hanging="283"/>
+        <w:widowControl/>
+        <w:ind w:left="360" w:hanging="360"/>
+        <w:jc w:val="both"/>
       </w:pPr>
       <w:r>
         <w:rPr>
           <w:b w:val="0"/>
+          <w:u w:val="none"/>
         </w:rPr>
-        <w:t>1. That the deponent is competent to swear this affidavit and the accompanying [suit / petition / application] has been drafted by counsel on the deponent’s instructions. Its contents have been read over and explained in [LANGUAGE], understood by the deponent, and are incorporated as part and parcel of this affidavit; the factual statements are true to the deponent’s knowledge or identified records, and legal submissions are based on advice believed to be true.</w:t>
+        <w:t>1. That I am competent to swear this affidavit. The accompanying [suit / petition / application] was drafted by counsel on my instructions, read over and explained to me in [LANGUAGE], and is adopted as part of this affidavit. Its facts are true to my knowledge or identified records; legal submissions rest on advice believed true.</w:t>
+      </w:r>
+    </w:p>
+    <w:p>
+      <w:pPr>
+        <w:keepNext w:val="0"/>
+        <w:widowControl/>
+        <w:ind w:left="360" w:hanging="360"/>
+        <w:jc w:val="both"/>
+      </w:pPr>
+      <w:r>
+        <w:rPr>
+          <w:b w:val="0"/>
+          <w:u w:val="none"/>
+        </w:rPr>
+        <w:t>2. That [no same or similar proceeding on this cause has been filed / all prior and pending proceedings, outcomes and orders are disclosed here: ___]. Nothing material is concealed.</w:t>
       </w:r>
     </w:p>
     <w:p>
       <w:pPr>
         <w:keepNext/>
-        <w:keepLines/>
-        <w:ind w:left="283" w:hanging="283"/>
+        <w:widowControl/>
+        <w:spacing w:after="40"/>
+        <w:jc w:val="right"/>
       </w:pPr>
       <w:r>
         <w:rPr>
           <w:b w:val="0"/>
-        </w:rPr>
-        <w:t>2. That [no same or similar suit / petition / application on the same cause of action has been filed / the following prior or pending proceedings, outcomes and orders are fully disclosed: ___]. Nothing material has been concealed.</w:t>
-      </w:r>
-    </w:p>
-    <w:p>
-      <w:pPr>
-        <w:keepNext/>
-        <w:keepLines/>
-      </w:pPr>
-      <w:r>
-        <w:rPr>
-          <w:b w:val="0"/>
+          <w:u w:val="none"/>
         </w:rPr>
         <w:t>DEPONENT</w:t>
       </w:r>
@@ -576,11 +768,14 @@
     <w:p>
       <w:pPr>
         <w:keepNext/>
-        <w:keepLines/>
+        <w:widowControl/>
+        <w:spacing w:after="40"/>
+        <w:jc w:val="center"/>
       </w:pPr>
       <w:r>
         <w:rPr>
           <w:b/>
+          <w:u w:val="single"/>
         </w:rPr>
         <w:t>VERIFICATION</w:t>
       </w:r>
@@ -589,11 +784,14 @@
       <w:pPr>
         <w:keepNext/>
         <w:keepLines/>
+        <w:widowControl/>
+        <w:spacing w:after="40"/>
+        <w:jc w:val="both"/>
       </w:pPr>
       <w:r>
         <w:rPr>
           <w:b w:val="0"/>
-          <w:sz w:val="20"/>
+          <w:u w:val="none"/>
         </w:rPr>
         <w:t>Verified at [PLACE] on [DATE] that paragraphs 1 and 2 above are true and correct to my knowledge and identified records, with legal submissions based on advice believed true. Nothing material has been concealed.</w:t>
       </w:r>
@@ -601,11 +799,14 @@
     <w:p>
       <w:pPr>
         <w:keepNext/>
-        <w:keepLines/>
+        <w:widowControl/>
+        <w:spacing w:after="40"/>
+        <w:jc w:val="right"/>
       </w:pPr>
       <w:r>
         <w:rPr>
           <w:b w:val="0"/>
+          <w:u w:val="none"/>
         </w:rPr>
         <w:t>DEPONENT</w:t>
       </w:r>
@@ -614,24 +815,34 @@
       <w:pPr>
         <w:keepNext w:val="0"/>
         <w:keepLines/>
+        <w:widowControl/>
+        <w:jc w:val="right"/>
       </w:pPr>
       <w:r>
         <w:rPr>
           <w:b w:val="0"/>
-          <w:sz w:val="20"/>
+          <w:u w:val="none"/>
         </w:rPr>
-        <w:t>Note: To be sworn before an Oath Commissioner / Notary Public and stamped as required by the applicable rules.</w:t>
+        <w:t>Gagandeep Goel, Adv. (Enrl. No. P/1983/2007)</w:t>
+        <w:br/>
+        <w:t>Gagandeep Goel &amp; Associates | Master Legal Work</w:t>
+        <w:br/>
+        <w:t>(M) 987 220 6969, (E) masterlegalwork@gmail.com</w:t>
+        <w:br/>
+        <w:t>Advocate for the Claimant</w:t>
       </w:r>
     </w:p>
     <w:p>
       <w:pPr>
         <w:keepNext/>
-        <w:keepLines/>
         <w:pageBreakBefore/>
+        <w:widowControl/>
+        <w:jc w:val="center"/>
       </w:pPr>
       <w:r>
         <w:rPr>
           <w:b/>
+          <w:u w:val="single"/>
         </w:rPr>
         <w:t>PREPARATION AND JUDGMENT APPLICATION</w:t>
       </w:r>
@@ -639,12 +850,58 @@
     <w:p>
       <w:pPr>
         <w:keepNext w:val="0"/>
-        <w:keepLines/>
+        <w:widowControl/>
+        <w:jc w:val="both"/>
       </w:pPr>
       <w:r>
         <w:rPr>
           <w:b w:val="0"/>
-          <w:sz w:val="22"/>
+          <w:u w:val="none"/>
+        </w:rPr>
+        <w:t>MODEL FOR GENERAL REFERENCE ONLY. NOT LEGAL ADVICE. These preparation notes are not part of the document to be signed or filed.</w:t>
+      </w:r>
+    </w:p>
+    <w:p>
+      <w:pPr>
+        <w:keepNext w:val="0"/>
+        <w:widowControl/>
+        <w:spacing w:after="40"/>
+        <w:jc w:val="both"/>
+      </w:pPr>
+      <w:r>
+        <w:rPr>
+          <w:b w:val="0"/>
+          <w:u w:val="none"/>
+        </w:rPr>
+        <w:t>Model format for general reference only. Not legal advice. Adapt to the facts and the court's current rules. Source: masterlegalwork.com</w:t>
+      </w:r>
+    </w:p>
+    <w:p>
+      <w:pPr>
+        <w:keepNext w:val="0"/>
+        <w:widowControl/>
+        <w:spacing w:after="40"/>
+        <w:jc w:val="both"/>
+      </w:pPr>
+      <w:r>
+        <w:rPr>
+          <w:b w:val="0"/>
+          <w:u w:val="none"/>
+        </w:rPr>
+        <w:t>Layout revised 17 October 2026 in the MLW house style: Legal paper, Arial 13, justified text and separate preparation notes. This is a model, not a prescribed court form. Check the current registry and e-filing requirements; mandatory court directions prevail. Use only identity particulars lawfully required by the forum and apply any required masking.</w:t>
+      </w:r>
+    </w:p>
+    <w:p>
+      <w:pPr>
+        <w:keepNext w:val="0"/>
+        <w:widowControl/>
+        <w:spacing w:after="40"/>
+        <w:jc w:val="both"/>
+      </w:pPr>
+      <w:r>
+        <w:rPr>
+          <w:b w:val="0"/>
+          <w:u w:val="none"/>
         </w:rPr>
         <w:t>Updated 11 October 2026. Complete every material fact, retain only supported alternatives, and renumber before filing. These notes support professional adaptation; they do not supply missing evidence or guarantee relief.</w:t>
       </w:r>
@@ -652,12 +909,14 @@
     <w:p>
       <w:pPr>
         <w:keepNext w:val="0"/>
-        <w:keepLines/>
+        <w:widowControl/>
+        <w:spacing w:after="40"/>
+        <w:jc w:val="both"/>
       </w:pPr>
       <w:r>
         <w:rPr>
           <w:b w:val="0"/>
-          <w:sz w:val="22"/>
+          <w:u w:val="none"/>
         </w:rPr>
         <w:t>Filing and relief checks. Use distinct death/injury calculations; do not retain both as factual claims. Annex age/income records, medical or post-mortem evidence, accident material and insurance records. Check current conventional-head adjustments and subsequent applicable decisions.</w:t>
       </w:r>
@@ -665,35 +924,81 @@
     <w:p>
       <w:pPr>
         <w:keepNext w:val="0"/>
-        <w:keepLines/>
+        <w:widowControl/>
+        <w:spacing w:after="40"/>
+        <w:jc w:val="both"/>
       </w:pPr>
       <w:r>
         <w:rPr>
           <w:b w:val="0"/>
-          <w:sz w:val="22"/>
+          <w:u w:val="none"/>
         </w:rPr>
         <w:t>Fact-specific authority. National Insurance Co. Ltd. v. Pranay Sethi, (2017) 16 SCC 680; 31 October 2017, concluding principles. In a death claim, choose future prospects using proved age and employment status and explain the calculation. The framework does not replace proof of income or determine functional disability in an injury claim. Read the judgment</w:t>
-        <w:br/>
+      </w:r>
+    </w:p>
+    <w:p>
+      <w:pPr>
+        <w:keepNext w:val="0"/>
+        <w:widowControl/>
+        <w:jc w:val="both"/>
+      </w:pPr>
+      <w:r>
+        <w:rPr>
+          <w:b w:val="0"/>
+          <w:u w:val="none"/>
+        </w:rPr>
         <w:t>Source: https://indiankanoon.org/doc/139996215/</w:t>
       </w:r>
     </w:p>
     <w:p>
       <w:pPr>
         <w:keepNext w:val="0"/>
-        <w:keepLines/>
+        <w:widowControl/>
+        <w:spacing w:after="40"/>
+        <w:jc w:val="both"/>
       </w:pPr>
       <w:r>
         <w:rPr>
           <w:b w:val="0"/>
-          <w:sz w:val="22"/>
+          <w:u w:val="none"/>
         </w:rPr>
         <w:t>Before relying on any authority, compare the material facts, procedural stage, statutory version and precise relief; check subsequent treatment and applicable local practice. Keep the authority note separate from the signed pleading. For criminal procedure, determine Section 531 BNSS savings rather than select the code solely from the alleged offence date.</w:t>
       </w:r>
     </w:p>
+    <w:p>
+      <w:pPr>
+        <w:keepNext w:val="0"/>
+        <w:widowControl/>
+        <w:spacing w:after="40"/>
+        <w:jc w:val="both"/>
+      </w:pPr>
+      <w:r>
+        <w:rPr>
+          <w:b w:val="0"/>
+          <w:u w:val="none"/>
+        </w:rPr>
+        <w:t>Note: Attach the FIR, the Detailed Accident Report (if filed by the police), medical records and bills, income proof, the driving licence, the RC and insurance particulars, and the post-mortem report (death cases).</w:t>
+      </w:r>
+    </w:p>
+    <w:p>
+      <w:pPr>
+        <w:keepNext w:val="0"/>
+        <w:widowControl/>
+        <w:spacing w:after="40"/>
+        <w:jc w:val="both"/>
+      </w:pPr>
+      <w:r>
+        <w:rPr>
+          <w:b w:val="0"/>
+          <w:u w:val="none"/>
+        </w:rPr>
+        <w:t>Note: To be sworn before an Oath Commissioner / Notary Public and stamped as required by the applicable rules.</w:t>
+      </w:r>
+    </w:p>
     <w:sectPr>
-      <w:footerReference w:type="default" r:id="rId9"/>
-      <w:pgSz w:w="11906" w:h="16838"/>
-      <w:pgMar w:top="1247" w:right="1247" w:bottom="1247" w:left="1701" w:header="720" w:footer="720" w:gutter="0"/>
+      <w:headerReference w:type="default" r:id="rId9"/>
+      <w:pgSz w:w="12240" w:h="20160"/>
+      <w:pgMar w:top="1728" w:right="1728" w:bottom="1728" w:left="2304" w:header="720" w:footer="720" w:gutter="0"/>
       <w:cols w:space="720"/>
       <w:docGrid w:linePitch="360"/>
     </w:sectPr>
@@ -701,22 +1006,16 @@
 </w:document>
 </file>
 
-<file path=word/footer1.xml><?xml version="1.0" encoding="utf-8"?>
-<w:ftr xmlns:m="http://schemas.openxmlformats.org/officeDocument/2006/math" xmlns:mc="http://schemas.openxmlformats.org/markup-compatibility/2006" xmlns:mo="http://schemas.microsoft.com/office/mac/office/2008/main" xmlns:mv="urn:schemas-microsoft-com:mac:vml" xmlns:o="urn:schemas-microsoft-com:office:office" xmlns:r="http://schemas.openxmlformats.org/officeDocument/2006/relationships" xmlns:v="urn:schemas-microsoft-com:vml" xmlns:w10="urn:schemas-microsoft-com:office:word" xmlns:w14="http://schemas.microsoft.com/office/word/2010/wordml" xmlns:w="http://schemas.openxmlformats.org/wordprocessingml/2006/main" xmlns:wne="http://schemas.microsoft.com/office/word/2006/wordml" xmlns:wp14="http://schemas.microsoft.com/office/word/2010/wordprocessingDrawing" xmlns:wp="http://schemas.openxmlformats.org/drawingml/2006/wordprocessingDrawing" xmlns:wpc="http://schemas.microsoft.com/office/word/2010/wordprocessingCanvas" xmlns:wpg="http://schemas.microsoft.com/office/word/2010/wordprocessingGroup" xmlns:wpi="http://schemas.microsoft.com/office/word/2010/wordprocessingInk" xmlns:wps="http://schemas.microsoft.com/office/word/2010/wordprocessingShape" mc:Ignorable="w14 wp14">
+<file path=word/header1.xml><?xml version="1.0" encoding="utf-8"?>
+<w:hdr xmlns:m="http://schemas.openxmlformats.org/officeDocument/2006/math" xmlns:mc="http://schemas.openxmlformats.org/markup-compatibility/2006" xmlns:mo="http://schemas.microsoft.com/office/mac/office/2008/main" xmlns:mv="urn:schemas-microsoft-com:mac:vml" xmlns:o="urn:schemas-microsoft-com:office:office" xmlns:r="http://schemas.openxmlformats.org/officeDocument/2006/relationships" xmlns:v="urn:schemas-microsoft-com:vml" xmlns:w10="urn:schemas-microsoft-com:office:word" xmlns:w14="http://schemas.microsoft.com/office/word/2010/wordml" xmlns:w="http://schemas.openxmlformats.org/wordprocessingml/2006/main" xmlns:wne="http://schemas.microsoft.com/office/word/2006/wordml" xmlns:wp14="http://schemas.microsoft.com/office/word/2010/wordprocessingDrawing" xmlns:wp="http://schemas.openxmlformats.org/drawingml/2006/wordprocessingDrawing" xmlns:wpc="http://schemas.microsoft.com/office/word/2010/wordprocessingCanvas" xmlns:wpg="http://schemas.microsoft.com/office/word/2010/wordprocessingGroup" xmlns:wpi="http://schemas.microsoft.com/office/word/2010/wordprocessingInk" xmlns:wps="http://schemas.microsoft.com/office/word/2010/wordprocessingShape" mc:Ignorable="w14 wp14">
   <w:p>
     <w:pPr>
-      <w:pStyle w:val="Footer"/>
+      <w:pStyle w:val="Header"/>
       <w:jc w:val="center"/>
     </w:pPr>
-    <w:r>
-      <w:rPr>
-        <w:sz w:val="18"/>
-      </w:rPr>
-      <w:t xml:space="preserve">Master Legal Work • Model format • </w:t>
-    </w:r>
     <w:fldSimple w:instr="PAGE"/>
   </w:p>
-</w:ftr>
+</w:hdr>
 </file>
 
 <file path=word/numbering.xml><?xml version="1.0" encoding="utf-8"?>
@@ -1083,11 +1382,12 @@
     <w:qFormat/>
     <w:rsid w:val="00FC693F"/>
     <w:pPr>
-      <w:spacing w:line="259" w:lineRule="auto" w:after="80"/>
+      <w:spacing w:line="300" w:lineRule="auto" w:after="80"/>
     </w:pPr>
     <w:rPr>
-      <w:rFonts w:ascii="Times New Roman" w:hAnsi="Times New Roman"/>
-      <w:sz w:val="24"/>
+      <w:rFonts w:ascii="Arial" w:hAnsi="Arial"/>
+      <w:color w:val="000000"/>
+      <w:sz w:val="26"/>
     </w:rPr>
   </w:style>
   <w:style w:type="paragraph" w:styleId="Header">
@@ -1145,15 +1445,15 @@
     <w:pPr>
       <w:keepNext/>
       <w:keepLines/>
-      <w:spacing w:before="480" w:after="0"/>
+      <w:spacing w:before="480" w:after="80" w:line="300" w:lineRule="auto"/>
       <w:outlineLvl w:val="0"/>
     </w:pPr>
     <w:rPr>
-      <w:rFonts w:asciiTheme="majorHAnsi" w:eastAsiaTheme="majorEastAsia" w:hAnsiTheme="majorHAnsi" w:cstheme="majorBidi"/>
+      <w:rFonts w:asciiTheme="majorHAnsi" w:eastAsiaTheme="majorEastAsia" w:hAnsiTheme="majorHAnsi" w:cstheme="majorBidi" w:ascii="Arial" w:hAnsi="Arial"/>
       <w:b/>
       <w:bCs/>
-      <w:color w:val="365F91" w:themeColor="accent1" w:themeShade="BF"/>
-      <w:sz w:val="28"/>
+      <w:color w:val="000000"/>
+      <w:sz w:val="26"/>
       <w:szCs w:val="28"/>
     </w:rPr>
   </w:style>
@@ -1169,14 +1469,14 @@
     <w:pPr>
       <w:keepNext/>
       <w:keepLines/>
-      <w:spacing w:before="200" w:after="0"/>
+      <w:spacing w:before="200" w:after="80" w:line="300" w:lineRule="auto"/>
       <w:outlineLvl w:val="1"/>
     </w:pPr>
     <w:rPr>
-      <w:rFonts w:asciiTheme="majorHAnsi" w:eastAsiaTheme="majorEastAsia" w:hAnsiTheme="majorHAnsi" w:cstheme="majorBidi"/>
+      <w:rFonts w:asciiTheme="majorHAnsi" w:eastAsiaTheme="majorEastAsia" w:hAnsiTheme="majorHAnsi" w:cstheme="majorBidi" w:ascii="Arial" w:hAnsi="Arial"/>
       <w:b/>
       <w:bCs/>
-      <w:color w:val="4F81BD" w:themeColor="accent1"/>
+      <w:color w:val="000000"/>
       <w:sz w:val="26"/>
       <w:szCs w:val="26"/>
     </w:rPr>
@@ -1193,14 +1493,15 @@
     <w:pPr>
       <w:keepNext/>
       <w:keepLines/>
-      <w:spacing w:before="200" w:after="0"/>
+      <w:spacing w:before="200" w:after="80" w:line="300" w:lineRule="auto"/>
       <w:outlineLvl w:val="2"/>
     </w:pPr>
     <w:rPr>
-      <w:rFonts w:asciiTheme="majorHAnsi" w:eastAsiaTheme="majorEastAsia" w:hAnsiTheme="majorHAnsi" w:cstheme="majorBidi"/>
+      <w:rFonts w:asciiTheme="majorHAnsi" w:eastAsiaTheme="majorEastAsia" w:hAnsiTheme="majorHAnsi" w:cstheme="majorBidi" w:ascii="Arial" w:hAnsi="Arial"/>
       <w:b/>
       <w:bCs/>
-      <w:color w:val="4F81BD" w:themeColor="accent1"/>
+      <w:color w:val="000000"/>
+      <w:sz w:val="26"/>
     </w:rPr>
   </w:style>
   <w:style w:type="paragraph" w:styleId="Heading4">
@@ -1434,15 +1735,15 @@
       <w:pBdr>
         <w:bottom w:val="single" w:sz="8" w:space="4" w:color="4F81BD" w:themeColor="accent1"/>
       </w:pBdr>
-      <w:spacing w:after="300" w:line="240" w:lineRule="auto"/>
+      <w:spacing w:after="80" w:line="300" w:lineRule="auto"/>
       <w:contextualSpacing/>
     </w:pPr>
     <w:rPr>
-      <w:rFonts w:asciiTheme="majorHAnsi" w:eastAsiaTheme="majorEastAsia" w:hAnsiTheme="majorHAnsi" w:cstheme="majorBidi"/>
-      <w:color w:val="17365D" w:themeColor="text2" w:themeShade="BF"/>
+      <w:rFonts w:asciiTheme="majorHAnsi" w:eastAsiaTheme="majorEastAsia" w:hAnsiTheme="majorHAnsi" w:cstheme="majorBidi" w:ascii="Arial" w:hAnsi="Arial"/>
+      <w:color w:val="000000"/>
       <w:spacing w:val="5"/>
       <w:kern w:val="28"/>
-      <w:sz w:val="52"/>
+      <w:sz w:val="26"/>
       <w:szCs w:val="52"/>
     </w:rPr>
   </w:style>
